--- a/ky/wisdom-stories/purple-jacket.docx
+++ b/ky/wisdom-stories/purple-jacket.docx
@@ -93,7 +93,7 @@
           <w:sz w:val="22"/>
           <w:lang w:val="ky-KG"/>
         </w:rPr>
-        <w:t>Аялы кызгылт көк чепкен кийген эркек ажырашууга гана аргасыз болбостон, кайра оңой менен үйлөнө да албай калчу экен. Анткени аялына кызгылт көк чепкен кийдирген адамдан жакшы күйөө чыкпай турганын баары билчү. Аялды сыйлабаган, ага зомбулук көрсөткөн адамга эч ким кайра кызын берчү эмес, ошондуктан анын үйлөнүшү өтө кыйын болчу. Айтымда, дал ушул себептен зомбулукка кабылган аялдардын саны дээрлик жокко эсе экен.</w:t>
+        <w:t>Аялы кызгылт көк чепкен кийген эркек ажырашууга гана аргасыз болбостон, кайра оңой менен үйлөнө да албай калчу экен. Анткени аялына кызгылт көк чепкен кийдирген адамдан күйөө чыкпай турганын баары билчү. Аялды сыйлабаган, ага зомбулук көрсөткөн адамга эч ким кайра кызын берчү эмес, ошондуктан анын үйлөнүшү өтө кыйын болчу. Айтымында, дал ушул себептен зомбулукка кабылган аялдардын саны дээрлик жокко эсе экен.</w:t>
       </w:r>
     </w:p>
     <w:p>
@@ -171,7 +171,7 @@
           <w:sz w:val="22"/>
           <w:lang w:val="ky-KG"/>
         </w:rPr>
-        <w:t xml:space="preserve">Сабак: </w:t>
+        <w:t>Сабак: Аялга каршы зомбулук кабыл алынгыс. Коом аялды коргоону абийир парзы деп билгенде, зулумга орун калбайт.</w:t>
       </w:r>
       <w:r>
         <w:rPr>
@@ -180,7 +180,6 @@
           <w:sz w:val="22"/>
           <w:lang w:val="ky-KG"/>
         </w:rPr>
-        <w:t>Зомбулук көргөн аялды жалгыз калтырба. Анын кадырын, коопсуздугун коргоо — коомдун да милдети.</w:t>
       </w:r>
     </w:p>
     <w:p>
@@ -200,7 +199,7 @@
           <w:sz w:val="18"/>
           <w:lang w:val="ky-KG"/>
         </w:rPr>
-        <w:t>Окуя ачык интернет булактарынан алынды.</w:t>
+        <w:t>Аңгемелер ачык интернет булактарынан алынган, иллюстрациялар болсо ЖИ менен түзүлгөн.</w:t>
       </w:r>
     </w:p>
     <w:sectPr>

--- a/ky/wisdom-stories/purple-jacket.docx
+++ b/ky/wisdom-stories/purple-jacket.docx
@@ -3,205 +3,78 @@
 <w:document xmlns:wpc="http://schemas.microsoft.com/office/word/2010/wordprocessingCanvas" xmlns:cx="http://schemas.microsoft.com/office/drawing/2014/chartex" xmlns:cx1="http://schemas.microsoft.com/office/drawing/2015/9/8/chartex" xmlns:cx2="http://schemas.microsoft.com/office/drawing/2015/10/21/chartex" xmlns:cx3="http://schemas.microsoft.com/office/drawing/2016/5/9/chartex" xmlns:cx4="http://schemas.microsoft.com/office/drawing/2016/5/10/chartex" xmlns:cx5="http://schemas.microsoft.com/office/drawing/2016/5/11/chartex" xmlns:cx6="http://schemas.microsoft.com/office/drawing/2016/5/12/chartex" xmlns:cx7="http://schemas.microsoft.com/office/drawing/2016/5/13/chartex" xmlns:cx8="http://schemas.microsoft.com/office/drawing/2016/5/14/chartex" xmlns:mc="http://schemas.openxmlformats.org/markup-compatibility/2006" xmlns:aink="http://schemas.microsoft.com/office/drawing/2016/ink" xmlns:am3d="http://schemas.microsoft.com/office/drawing/2017/model3d" xmlns:o="urn:schemas-microsoft-com:office:office" xmlns:oel="http://schemas.microsoft.com/office/2019/extlst" xmlns:r="http://schemas.openxmlformats.org/officeDocument/2006/relationships" xmlns:m="http://schemas.openxmlformats.org/officeDocument/2006/math" xmlns:v="urn:schemas-microsoft-com:vml" xmlns:wp14="http://schemas.microsoft.com/office/word/2010/wordprocessingDrawing" xmlns:wp="http://schemas.openxmlformats.org/drawingml/2006/wordprocessingDrawing" xmlns:w10="urn:schemas-microsoft-com:office:word" xmlns:w="http://schemas.openxmlformats.org/wordprocessingml/2006/main" xmlns:w14="http://schemas.microsoft.com/office/word/2010/wordml" xmlns:w15="http://schemas.microsoft.com/office/word/2012/wordml" xmlns:w16cex="http://schemas.microsoft.com/office/word/2018/wordml/cex" xmlns:w16cid="http://schemas.microsoft.com/office/word/2016/wordml/cid" xmlns:w16="http://schemas.microsoft.com/office/word/2018/wordml" xmlns:w16du="http://schemas.microsoft.com/office/word/2023/wordml/word16du" xmlns:w16sdtdh="http://schemas.microsoft.com/office/word/2020/wordml/sdtdatahash" xmlns:w16sdtfl="http://schemas.microsoft.com/office/word/2024/wordml/sdtformatlock" xmlns:w16se="http://schemas.microsoft.com/office/word/2015/wordml/symex" xmlns:wpg="http://schemas.microsoft.com/office/word/2010/wordprocessingGroup" xmlns:wpi="http://schemas.microsoft.com/office/word/2010/wordprocessingInk" xmlns:wne="http://schemas.microsoft.com/office/word/2006/wordml" xmlns:wps="http://schemas.microsoft.com/office/word/2010/wordprocessingShape" mc:Ignorable="w14 w15 w16se w16cid w16 w16cex w16sdtdh w16sdtfl w16du wp14">
   <w:body>
     <w:p>
-      <w:pPr>
-        <w:pStyle w:val="Title"/>
-        <w:keepNext/>
-        <w:keepLines w:val="0"/>
-        <w:pageBreakBefore w:val="0"/>
-        <w:widowControl/>
-        <w:spacing w:line="269" w:lineRule="auto" w:after="180" w:before="0"/>
-      </w:pPr>
-      <w:bookmarkStart w:id="10165" w:name="Story_166"/>
       <w:r>
         <w:rPr>
-          <w:rFonts w:ascii="Arial" w:hAnsi="Arial"/>
           <w:b/>
-          <w:color w:val="000000"/>
-          <w:sz w:val="34"/>
-          <w:lang w:val="ky-KG"/>
+          <w:bCs/>
         </w:rPr>
         <w:t>Кызгылт көк чепкен</w:t>
       </w:r>
-      <w:bookmarkEnd w:id="10165"/>
     </w:p>
     <w:p>
-      <w:pPr>
-        <w:keepNext w:val="0"/>
-        <w:keepLines w:val="0"/>
-        <w:pageBreakBefore w:val="0"/>
-        <w:widowControl/>
-        <w:spacing w:line="269" w:lineRule="auto" w:after="120" w:before="0"/>
-      </w:pPr>
       <w:r>
-        <w:rPr>
-          <w:rFonts w:ascii="Arial" w:eastAsia="Arial" w:hAnsi="Arial"/>
-          <w:color w:val="000000"/>
-          <w:sz w:val="22"/>
-          <w:lang w:val="ky-KG"/>
-        </w:rPr>
-        <w:t>Байыркы замандарда түрк журттарында мындай салт болуптур: турмушка чыккан кыздардын себине башка буюмдар менен кошо кызгылт көк түстөгү чепкен да салыныптыр. Чепкен сандыктын эң түбүнө коюлуп, аял аны эч качан кийбесе экен деп тилешчү экен.</w:t>
+        <w:t>Йөрүк конуштары тууралуу айтылган бир уламышта турмушка чыккан кыздын себине кызгылт көк чепкен кошо салышканы баяндалат. Бул кыска сырт кийим сандыктын эң түбүндө сакталып, кызга аны кийүүгө эч качан муктаж болбоо тиленчү экен.</w:t>
       </w:r>
     </w:p>
     <w:p>
-      <w:pPr>
-        <w:keepNext w:val="0"/>
-        <w:keepLines w:val="0"/>
-        <w:pageBreakBefore w:val="0"/>
-        <w:widowControl/>
-        <w:spacing w:line="269" w:lineRule="auto" w:after="120" w:before="0"/>
-      </w:pPr>
       <w:r>
-        <w:rPr>
-          <w:rFonts w:ascii="Arial" w:eastAsia="Arial" w:hAnsi="Arial"/>
-          <w:color w:val="000000"/>
-          <w:sz w:val="22"/>
-          <w:lang w:val="ky-KG"/>
-        </w:rPr>
-        <w:t>Кызгылт көк чепкен эркектер үчүн кесепеттүү кийим болгон экен. Анткени аял ошол чепкенди кийип, үйдүн чатырына, моруна, айылдын аянтына — элдин баары көрө турган жерге чыкса, бул: «Күйөөмдү сүйбөйм, ал мени кыйнайт, өз каалоомсуз турмушка чыккам, ажырашкым келет, оор абалдамын, мага жардам бергиле», — дегенди билдирчү экен. Мындайда айыл эли аялга жардам берип, күйөөсүн айыптачу. Бул эркек үчүн чоң уят саналчу экен.</w:t>
+        <w:t>Анткени кызгылт көк чепкен жөн гана кийим эмес, жардамга чакырык болуптур.</w:t>
       </w:r>
     </w:p>
     <w:p>
-      <w:pPr>
-        <w:keepNext w:val="0"/>
-        <w:keepLines w:val="0"/>
-        <w:pageBreakBefore w:val="0"/>
-        <w:widowControl/>
-        <w:spacing w:line="269" w:lineRule="auto" w:after="120" w:before="0"/>
-      </w:pPr>
       <w:r>
-        <w:rPr>
-          <w:rFonts w:ascii="Arial" w:hAnsi="Arial"/>
-          <w:color w:val="000000"/>
-          <w:sz w:val="22"/>
-          <w:lang w:val="ky-KG"/>
-        </w:rPr>
-        <w:t>Ошондуктан эркектер жубайлары менен болгон көйгөйлөрүн күч колдонбой, сүйүү жана урмат-сый менен, анын үстүнө аялынын оюн эске алып, мунасага келүү менен чечүүгө аракет кылышчу экен. Болбосо аял кызгылт көк чепкенин кийип чыгарын билишкен.</w:t>
+        <w:t>Аял аны кийип, үйдүн чатырына, айылдын аянтына же элдин баары көрө турган жерге чыкса, бул мындай маанини билдирчү экен:</w:t>
       </w:r>
     </w:p>
     <w:p>
-      <w:pPr>
-        <w:keepNext w:val="0"/>
-        <w:keepLines w:val="0"/>
-        <w:pageBreakBefore w:val="0"/>
-        <w:widowControl/>
-        <w:spacing w:line="269" w:lineRule="auto" w:after="120" w:before="0"/>
-      </w:pPr>
       <w:r>
-        <w:rPr>
-          <w:rFonts w:ascii="Arial" w:eastAsia="Arial" w:hAnsi="Arial"/>
-          <w:color w:val="000000"/>
-          <w:sz w:val="22"/>
-          <w:lang w:val="ky-KG"/>
-        </w:rPr>
-        <w:t>Аялы кызгылт көк чепкен кийген эркек ажырашууга гана аргасыз болбостон, кайра оңой менен үйлөнө да албай калчу экен. Анткени аялына кызгылт көк чепкен кийдирген адамдан күйөө чыкпай турганын баары билчү. Аялды сыйлабаган, ага зомбулук көрсөткөн адамга эч ким кайра кызын берчү эмес, ошондуктан анын үйлөнүшү өтө кыйын болчу. Айтымында, дал ушул себептен зомбулукка кабылган аялдардын саны дээрлик жокко эсе экен.</w:t>
+        <w:t>— Бул никеде азап чегип жатам. Мени өз эркиме каршы күйөөгө беришкен же күйөөм мага зомбулук кылып жатат. Ажырашкым келет. Мага жардам бергиле!</w:t>
       </w:r>
     </w:p>
     <w:p>
-      <w:pPr>
-        <w:keepNext w:val="0"/>
-        <w:keepLines w:val="0"/>
-        <w:pageBreakBefore w:val="0"/>
-        <w:widowControl/>
-        <w:spacing w:line="269" w:lineRule="auto" w:after="120" w:before="0"/>
-      </w:pPr>
       <w:r>
-        <w:rPr>
-          <w:rFonts w:ascii="Arial" w:eastAsia="Arial" w:hAnsi="Arial"/>
-          <w:color w:val="000000"/>
-          <w:sz w:val="22"/>
-          <w:lang w:val="ky-KG"/>
-        </w:rPr>
-        <w:t>Эгер бир аял кызгылт көк чепкенин кийсе, агып жаткан суулар токтоп, уй сааган, жүн ийриген, килем токуган колдор ишин таштачу; улгайган энелер менен чоң энелер жумушун жыйыштырып, ошол чепкенди кийүүгө аргасыз болгон аялды коргоого чыгышчу экен.</w:t>
+        <w:t>Уламышта бул чакырык жоопсуз калбаганы айтылат. Айыл эли аялдын жанына чогулуп, аны коргоп, күйөөсүнөн жооп талап кылчу экен. Аялдын жардам сураганы эмес, күйөөсүнүн аны ушундай абалга жеткиргени уят саналчу экен.</w:t>
       </w:r>
     </w:p>
     <w:p>
-      <w:pPr>
-        <w:keepNext w:val="0"/>
-        <w:keepLines w:val="0"/>
-        <w:pageBreakBefore w:val="0"/>
-        <w:widowControl/>
-        <w:spacing w:line="269" w:lineRule="auto" w:after="120" w:before="0"/>
-      </w:pPr>
       <w:r>
-        <w:rPr>
-          <w:rFonts w:ascii="Arial" w:eastAsia="Arial" w:hAnsi="Arial"/>
-          <w:color w:val="000000"/>
-          <w:sz w:val="22"/>
-          <w:lang w:val="ky-KG"/>
-        </w:rPr>
-        <w:t>Ошол учурда тегеректе той-топур, сурнай-керней же башка оюн-зоок болсо, баары тынчып калчу экен. Анткени турмушка чыккан аялдын кызгылт көк чепкен кийип, оор абалга түшүшү өлүмгө тете кабыл алынчу.</w:t>
+        <w:t>Кызгылт көк чепкен көрүнгөндө күнүмдүк турмуш токтоп калгандай болчу экен. Уй саап, жүн ийрип, килем токуп отургандар иштерин токтотушчу экен. Энелер, чоң энелер баарын таштап, жардамга муктаж аялга шашылышчу экен.</w:t>
       </w:r>
     </w:p>
     <w:p>
-      <w:pPr>
-        <w:keepNext/>
-        <w:keepLines w:val="0"/>
-        <w:pageBreakBefore w:val="0"/>
-        <w:widowControl/>
-        <w:spacing w:line="269" w:lineRule="auto" w:after="120" w:before="0"/>
-      </w:pPr>
       <w:r>
-        <w:rPr>
-          <w:rFonts w:ascii="Arial" w:eastAsia="Arial" w:hAnsi="Arial"/>
-          <w:color w:val="000000"/>
-          <w:sz w:val="22"/>
-          <w:lang w:val="ky-KG"/>
-        </w:rPr>
-        <w:t>Кызгылт көк чепкен кийген аялдын күйөөсү үйдөн сыртка чыга албай, чайканага бара албай калчу, эч ким да анын жүзүнө карачу эмес.</w:t>
+        <w:t>Той болуп жатса, музыка басылып, оюн-зоок токточу экен. Бир аялдын кайгысы бүт конуштун түйшүгүнө айланчу экен.</w:t>
       </w:r>
     </w:p>
     <w:p>
-      <w:pPr>
-        <w:pStyle w:val="Moral"/>
-        <w:keepNext/>
-        <w:keepLines/>
-        <w:pageBreakBefore w:val="0"/>
-        <w:widowControl/>
-        <w:spacing w:before="120" w:after="120" w:line="269" w:lineRule="auto"/>
-        <w:ind w:left="240" w:right="240"/>
-        <w:rPr>
-          <w:lang w:val="ru-RU"/>
-        </w:rPr>
-      </w:pPr>
       <w:r>
-        <w:rPr>
-          <w:rFonts w:ascii="Arial" w:hAnsi="Arial"/>
-          <w:b/>
-          <w:color w:val="000000"/>
-          <w:sz w:val="22"/>
-          <w:lang w:val="ky-KG"/>
-        </w:rPr>
-        <w:t>Сабак: Аялга каршы зомбулук кабыл алынгыс. Коом аялды коргоону абийир парзы деп билгенде, зулумга орун калбайт.</w:t>
-      </w:r>
-      <w:r>
-        <w:rPr>
-          <w:rFonts w:ascii="Arial" w:hAnsi="Arial"/>
-          <w:color w:val="000000"/>
-          <w:sz w:val="22"/>
-          <w:lang w:val="ky-KG"/>
-        </w:rPr>
+        <w:t>Аялына зомбулук кылган киши эл алдына чыккандан уялчу экен. Чайканада да эч ким анын жүзүн карагысы келчү эмес экен. Ал аялынын ажырашуу каалоосуна тоскоол боло албай, кийин кайра үйлөнгүсү келсе, ага ишенген адамды табуу кыйын болчу экен.</w:t>
       </w:r>
     </w:p>
     <w:p>
-      <w:pPr>
-        <w:keepNext w:val="0"/>
-        <w:keepLines w:val="0"/>
-        <w:pageBreakBefore w:val="0"/>
-        <w:widowControl/>
-        <w:spacing w:before="0" w:after="160" w:line="269" w:lineRule="auto"/>
-        <w:jc w:val="right"/>
-      </w:pPr>
+      <w:r>
+        <w:t>Бул уламыштагы кызгылт көк чепкен аялдын жалгыз калбай турганына берилген убада сыяктуу: «Үнүңдү угабыз. Жаныңда болобуз».</w:t>
+      </w:r>
+    </w:p>
+    <w:p>
       <w:r>
         <w:rPr>
-          <w:rFonts w:ascii="Arial" w:eastAsia="Arial" w:hAnsi="Arial" w:cs="Arial"/>
-          <w:i/>
-          <w:color w:val="000000"/>
-          <w:sz w:val="18"/>
-          <w:lang w:val="ky-KG"/>
+          <w:b/>
+          <w:bCs/>
         </w:rPr>
-        <w:t>Аңгемелер ачык интернет булактарынан алынган, иллюстрациялар болсо ЖИ менен түзүлгөн.</w:t>
+        <w:t>Сабак: Зомбулукка кабылган аялдын жардам сураганы уят эмес. Ага зомбулук кылуу жана ага көз жумуу — уят. Тилектештик аялдын үнүн угуудан, коопсуздугун коргоодон жана чечимдерин урматтоодон башталат.</w:t>
       </w:r>
     </w:p>
+    <w:p>
+      <w:r>
+        <w:rPr>
+          <w:i/>
+          <w:iCs/>
+        </w:rPr>
+        <w:t>Аңгемелер интернеттен чогултулуп, жасалма интеллекттин жардамы менен иштелип чыккан. Бардык сүрөттөр жасалма интеллект аркылуу түзүлгөн.</w:t>
+      </w:r>
+    </w:p>
+    <w:p/>
     <w:sectPr>
       <w:headerReference w:type="even" r:id="rId7"/>
       <w:headerReference w:type="default" r:id="rId8"/>
@@ -1032,7 +905,6 @@
     </w:pPr>
     <w:rPr>
       <w:rFonts w:asciiTheme="majorHAnsi" w:eastAsiaTheme="majorEastAsia" w:hAnsiTheme="majorHAnsi" w:cstheme="majorBidi"/>
-      <w:color w:val="000000"/>
       <w:sz w:val="40"/>
       <w:szCs w:val="40"/>
     </w:rPr>
@@ -1054,7 +926,6 @@
     </w:pPr>
     <w:rPr>
       <w:rFonts w:asciiTheme="majorHAnsi" w:eastAsiaTheme="majorEastAsia" w:hAnsiTheme="majorHAnsi" w:cstheme="majorBidi"/>
-      <w:color w:val="000000"/>
       <w:sz w:val="32"/>
       <w:szCs w:val="32"/>
     </w:rPr>
@@ -1077,7 +948,6 @@
     </w:pPr>
     <w:rPr>
       <w:rFonts w:eastAsiaTheme="majorEastAsia" w:cstheme="majorBidi"/>
-      <w:color w:val="000000"/>
       <w:sz w:val="28"/>
       <w:szCs w:val="28"/>
     </w:rPr>
@@ -1102,7 +972,6 @@
       <w:rFonts w:eastAsiaTheme="majorEastAsia" w:cstheme="majorBidi"/>
       <w:i/>
       <w:iCs/>
-      <w:color w:val="000000"/>
     </w:rPr>
   </w:style>
   <w:style w:type="paragraph" w:styleId="Heading5">
@@ -1123,7 +992,6 @@
     </w:pPr>
     <w:rPr>
       <w:rFonts w:eastAsiaTheme="majorEastAsia" w:cstheme="majorBidi"/>
-      <w:color w:val="000000"/>
     </w:rPr>
   </w:style>
   <w:style w:type="paragraph" w:styleId="Heading6">
@@ -1146,7 +1014,6 @@
       <w:rFonts w:eastAsiaTheme="majorEastAsia" w:cstheme="majorBidi"/>
       <w:i/>
       <w:iCs/>
-      <w:color w:val="000000"/>
     </w:rPr>
   </w:style>
   <w:style w:type="paragraph" w:styleId="Heading7">
@@ -1167,7 +1034,6 @@
     </w:pPr>
     <w:rPr>
       <w:rFonts w:eastAsiaTheme="majorEastAsia" w:cstheme="majorBidi"/>
-      <w:color w:val="000000"/>
     </w:rPr>
   </w:style>
   <w:style w:type="paragraph" w:styleId="Heading8">
@@ -1190,7 +1056,6 @@
       <w:rFonts w:eastAsiaTheme="majorEastAsia" w:cstheme="majorBidi"/>
       <w:i/>
       <w:iCs/>
-      <w:color w:val="000000"/>
     </w:rPr>
   </w:style>
   <w:style w:type="paragraph" w:styleId="Heading9">
@@ -1211,13 +1076,11 @@
     </w:pPr>
     <w:rPr>
       <w:rFonts w:eastAsiaTheme="majorEastAsia" w:cstheme="majorBidi"/>
-      <w:color w:val="000000"/>
     </w:rPr>
   </w:style>
   <w:style w:type="character" w:default="1" w:styleId="DefaultParagraphFont">
     <w:name w:val="Default Paragraph Font"/>
     <w:uiPriority w:val="1"/>
-    <w:semiHidden/>
     <w:unhideWhenUsed/>
   </w:style>
   <w:style w:type="table" w:default="1" w:styleId="TableNormal">
@@ -1373,7 +1236,6 @@
     </w:pPr>
     <w:rPr>
       <w:rFonts w:asciiTheme="majorHAnsi" w:eastAsiaTheme="majorEastAsia" w:hAnsiTheme="majorHAnsi" w:cstheme="majorBidi"/>
-      <w:color w:val="000000"/>
       <w:spacing w:val="-10"/>
       <w:kern w:val="28"/>
       <w:sz w:val="56"/>
@@ -1409,7 +1271,6 @@
     </w:pPr>
     <w:rPr>
       <w:rFonts w:eastAsiaTheme="majorEastAsia" w:cstheme="majorBidi"/>
-      <w:color w:val="000000"/>
       <w:spacing w:val="15"/>
       <w:sz w:val="28"/>
       <w:szCs w:val="28"/>
@@ -1444,7 +1305,6 @@
     <w:rPr>
       <w:i/>
       <w:iCs/>
-      <w:color w:val="000000"/>
     </w:rPr>
   </w:style>
   <w:style w:type="character" w:customStyle="1" w:styleId="QuoteChar">
@@ -1469,9 +1329,6 @@
       <w:ind w:left="720"/>
       <w:contextualSpacing/>
     </w:pPr>
-    <w:rPr>
-      <w:color w:val="000000"/>
-    </w:rPr>
   </w:style>
   <w:style w:type="character" w:styleId="IntenseEmphasis">
     <w:name w:val="Intense Emphasis"/>
@@ -1501,7 +1358,6 @@
     <w:rPr>
       <w:i/>
       <w:iCs/>
-      <w:color w:val="000000"/>
     </w:rPr>
   </w:style>
   <w:style w:type="character" w:customStyle="1" w:styleId="IntenseQuoteChar">
@@ -1541,9 +1397,6 @@
     <w:pPr>
       <w:spacing w:after="100"/>
     </w:pPr>
-    <w:rPr>
-      <w:color w:val="000000"/>
-    </w:rPr>
   </w:style>
   <w:style w:type="paragraph" w:customStyle="1" w:styleId="Moral">
     <w:name w:val="Moral"/>
@@ -1555,7 +1408,6 @@
     <w:rPr>
       <w:rFonts w:ascii="Arial" w:eastAsia="Arial" w:hAnsi="Arial"/>
       <w:i/>
-      <w:color w:val="000000"/>
       <w:kern w:val="0"/>
       <w:sz w:val="22"/>
       <w:szCs w:val="22"/>
@@ -1577,9 +1429,6 @@
       </w:tabs>
       <w:spacing w:after="0" w:line="240" w:lineRule="auto"/>
     </w:pPr>
-    <w:rPr>
-      <w:color w:val="000000"/>
-    </w:rPr>
   </w:style>
   <w:style w:type="character" w:customStyle="1" w:styleId="HeaderChar">
     <w:name w:val="Header Char"/>
@@ -1602,9 +1451,6 @@
       </w:tabs>
       <w:spacing w:after="0" w:line="240" w:lineRule="auto"/>
     </w:pPr>
-    <w:rPr>
-      <w:color w:val="000000"/>
-    </w:rPr>
   </w:style>
   <w:style w:type="character" w:customStyle="1" w:styleId="FooterChar">
     <w:name w:val="Footer Char"/>
@@ -1627,7 +1473,6 @@
     </w:pPr>
     <w:rPr>
       <w:rFonts w:eastAsiaTheme="minorEastAsia"/>
-      <w:color w:val="000000"/>
     </w:rPr>
   </w:style>
   <w:style w:type="paragraph" w:styleId="TOC3">
@@ -1644,7 +1489,6 @@
     </w:pPr>
     <w:rPr>
       <w:rFonts w:eastAsiaTheme="minorEastAsia"/>
-      <w:color w:val="000000"/>
     </w:rPr>
   </w:style>
   <w:style w:type="paragraph" w:styleId="TOC4">
@@ -1661,7 +1505,6 @@
     </w:pPr>
     <w:rPr>
       <w:rFonts w:eastAsiaTheme="minorEastAsia"/>
-      <w:color w:val="000000"/>
     </w:rPr>
   </w:style>
   <w:style w:type="paragraph" w:styleId="TOC5">
@@ -1678,7 +1521,6 @@
     </w:pPr>
     <w:rPr>
       <w:rFonts w:eastAsiaTheme="minorEastAsia"/>
-      <w:color w:val="000000"/>
     </w:rPr>
   </w:style>
   <w:style w:type="paragraph" w:styleId="TOC6">
@@ -1695,7 +1537,6 @@
     </w:pPr>
     <w:rPr>
       <w:rFonts w:eastAsiaTheme="minorEastAsia"/>
-      <w:color w:val="000000"/>
     </w:rPr>
   </w:style>
   <w:style w:type="paragraph" w:styleId="TOC7">
@@ -1712,7 +1553,6 @@
     </w:pPr>
     <w:rPr>
       <w:rFonts w:eastAsiaTheme="minorEastAsia"/>
-      <w:color w:val="000000"/>
     </w:rPr>
   </w:style>
   <w:style w:type="paragraph" w:styleId="TOC8">
@@ -1729,7 +1569,6 @@
     </w:pPr>
     <w:rPr>
       <w:rFonts w:eastAsiaTheme="minorEastAsia"/>
-      <w:color w:val="000000"/>
     </w:rPr>
   </w:style>
   <w:style w:type="paragraph" w:styleId="TOC9">
@@ -1746,7 +1585,6 @@
     </w:pPr>
     <w:rPr>
       <w:rFonts w:eastAsiaTheme="minorEastAsia"/>
-      <w:color w:val="000000"/>
     </w:rPr>
   </w:style>
   <w:style w:type="paragraph" w:styleId="TOCHeading">
@@ -1762,7 +1600,6 @@
       <w:outlineLvl w:val="9"/>
     </w:pPr>
     <w:rPr>
-      <w:color w:val="000000"/>
       <w:kern w:val="0"/>
       <w:sz w:val="32"/>
       <w:szCs w:val="32"/>

--- a/ky/wisdom-stories/purple-jacket.docx
+++ b/ky/wisdom-stories/purple-jacket.docx
@@ -13,7 +13,7 @@
     </w:p>
     <w:p>
       <w:r>
-        <w:t>Йөрүк конуштары тууралуу айтылган бир уламышта турмушка чыккан кыздын себине кызгылт көк чепкен кошо салышканы баяндалат. Бул кыска сырт кийим сандыктын эң түбүндө сакталып, кызга аны кийүүгө эч качан муктаж болбоо тиленчү экен.</w:t>
+        <w:t>Йөрүк конуштары тууралуу айтылган бир уламышта турмушка чыккан кыздын себине кызгылт көк чепкен кошо салышканы баяндалат. Бул кыска сырт кийим сандыктын эң түбүндө сакталып, кыздын аны кийүүгө эч качан муктаж болбошун тилешчү экен.</w:t>
       </w:r>
     </w:p>
     <w:p>
